--- a/Quellen/Anhänge/Buch/Klappentext-und-Keywords.docx
+++ b/Quellen/Anhänge/Buch/Klappentext-und-Keywords.docx
@@ -39,7 +39,7 @@
         <w:rPr>
           <w:i w:val="0"/>
         </w:rPr>
-        <w:t>Dieses Buch ist kein Ratgeber von jemandem, der alles gelöst hat. Es ist ein ehrlicher Weg, der schon gegangen wurde, mit allen Umwegen. Du erfährst, warum Leistung und Erscheinung sich nicht ausschließen, warum Ruhetage zum Fundament gehören, wie du dankbar bleibst, während sich alles verändert, und wie du dranbleibst, wenn du keinen Fortschritt siehst.</w:t>
+        <w:t>Dieses Buch ist kein Ratgeber von jemandem, der alles gelöst hat. Es ist ein ehrlicher Weg, der schon gegangen wurde, mit allen Umwegen, und jede Geschichte darin ist selbst erlebt. Du erfährst, warum Körper und Geist, Training und Arbeit sich nicht ausschließen, warum Ruhetage zum Fundament gehören, wie du dankbar bleibst, während sich alles verändert, und wie du dranbleibst, wenn du keinen Fortschritt siehst.</w:t>
       </w:r>
     </w:p>
     <w:p>
@@ -47,7 +47,7 @@
         <w:rPr>
           <w:i w:val="0"/>
         </w:rPr>
-        <w:t>Am Anfang steht ein Test mit sieben Fragen. Am Ende beantwortest du dieselben Fragen noch einmal und siehst schwarz auf weiß, was sich in dir bewegt hat.</w:t>
+        <w:t>Am Anfang steht ein Test mit sieben Fragen. Am Ende greifst du dieselben sieben Themen noch einmal auf, diesmal mit allem, was du gelernt hast, und siehst schwarz auf weiß, was sich in dir bewegt hat.</w:t>
       </w:r>
     </w:p>
     <w:p>
@@ -95,7 +95,7 @@
         <w:pStyle w:val="ListBullet"/>
       </w:pPr>
       <w:r>
-        <w:t>warum du in Leistung und Aussehen gleichzeitig stärker werden kannst</w:t>
+        <w:t>warum Körper und Geist sich ergänzen und Training neben Schule, Arbeit oder Business kein Widerspruch ist</w:t>
       </w:r>
     </w:p>
     <w:p>
@@ -143,7 +143,7 @@
         <w:rPr>
           <w:i w:val="0"/>
         </w:rPr>
-        <w:t>Das Buch beginnt und endet mit demselben Test aus sieben Fragen, damit du am Ende selbst siehst, was sich verändert hat.</w:t>
+        <w:t>Das Buch beginnt mit einem Test aus sieben Fragen und endet mit sieben offenen Fragen zu denselben Themen, damit du am Ende selbst siehst, was sich verändert hat.</w:t>
       </w:r>
     </w:p>
     <w:p>
@@ -259,6 +259,7 @@
       </w:r>
     </w:p>
     <w:sectPr>
+      <w:footerReference w:type="default" r:id="rId9"/>
       <w:pgSz w:w="12240" w:h="15840"/>
       <w:pgMar w:top="1440" w:right="1800" w:bottom="1440" w:left="1800" w:header="720" w:footer="720" w:gutter="0"/>
       <w:cols w:space="720"/>
@@ -266,6 +267,16 @@
     </w:sectPr>
   </w:body>
 </w:document>
+</file>
+
+<file path=word/footer1.xml><?xml version="1.0" encoding="utf-8"?>
+<w:ftr xmlns:m="http://schemas.openxmlformats.org/officeDocument/2006/math" xmlns:mc="http://schemas.openxmlformats.org/markup-compatibility/2006" xmlns:mo="http://schemas.microsoft.com/office/mac/office/2008/main" xmlns:mv="urn:schemas-microsoft-com:mac:vml" xmlns:o="urn:schemas-microsoft-com:office:office" xmlns:r="http://schemas.openxmlformats.org/officeDocument/2006/relationships" xmlns:v="urn:schemas-microsoft-com:vml" xmlns:w10="urn:schemas-microsoft-com:office:word" xmlns:w14="http://schemas.microsoft.com/office/word/2010/wordml" xmlns:w="http://schemas.openxmlformats.org/wordprocessingml/2006/main" xmlns:wne="http://schemas.microsoft.com/office/word/2006/wordml" xmlns:wp14="http://schemas.microsoft.com/office/word/2010/wordprocessingDrawing" xmlns:wp="http://schemas.openxmlformats.org/drawingml/2006/wordprocessingDrawing" xmlns:wpc="http://schemas.microsoft.com/office/word/2010/wordprocessingCanvas" xmlns:wpg="http://schemas.microsoft.com/office/word/2010/wordprocessingGroup" xmlns:wpi="http://schemas.microsoft.com/office/word/2010/wordprocessingInk" xmlns:wps="http://schemas.microsoft.com/office/word/2010/wordprocessingShape" mc:Ignorable="w14 wp14">
+  <w:p>
+    <w:pPr>
+      <w:pStyle w:val="Footer"/>
+    </w:pPr>
+  </w:p>
+</w:ftr>
 </file>
 
 <file path=word/numbering.xml><?xml version="1.0" encoding="utf-8"?>
